--- a/ВКР/ВКР_Михеев(DEMO).docx
+++ b/ВКР/ВКР_Михеев(DEMO).docx
@@ -665,7 +665,23 @@
                 <w:sz w:val="32"/>
                 <w:szCs w:val="32"/>
               </w:rPr>
-              <w:t xml:space="preserve">ООО «АПЕКС софт» и разработка мероприятий по ее повышению </w:t>
+              <w:t>ООО «</w:t>
+            </w:r>
+            <w:r>
+              <w:rPr>
+                <w:color w:val="FF0000"/>
+                <w:sz w:val="32"/>
+                <w:szCs w:val="32"/>
+              </w:rPr>
+              <w:t>Единый центр поддержки Мое Право</w:t>
+            </w:r>
+            <w:r>
+              <w:rPr>
+                <w:color w:val="FF0000"/>
+                <w:sz w:val="32"/>
+                <w:szCs w:val="32"/>
+              </w:rPr>
+              <w:t xml:space="preserve">» и разработка мероприятий по ее повышению </w:t>
             </w:r>
           </w:p>
         </w:tc>
@@ -2722,7 +2738,31 @@
                 <w:szCs w:val="28"/>
                 <w:lang w:bidi="hi-IN"/>
               </w:rPr>
-              <w:t>1.1 Общая характеристика организации ООО «АПЕКС софт» и ее локальной вычислительной сети</w:t>
+              <w:t>1.1 Общая характеристика организации ООО «</w:t>
+            </w:r>
+            <w:r>
+              <w:rPr>
+                <w:rStyle w:val="ab"/>
+                <w:rFonts w:ascii="Times New Roman" w:hAnsi="Times New Roman"/>
+                <w:noProof/>
+                <w:color w:val="FF0000"/>
+                <w:sz w:val="28"/>
+                <w:szCs w:val="28"/>
+                <w:lang w:bidi="hi-IN"/>
+              </w:rPr>
+              <w:t>Единый центр поддержки Мое Право</w:t>
+            </w:r>
+            <w:r>
+              <w:rPr>
+                <w:rStyle w:val="ab"/>
+                <w:rFonts w:ascii="Times New Roman" w:hAnsi="Times New Roman"/>
+                <w:noProof/>
+                <w:color w:val="FF0000"/>
+                <w:sz w:val="28"/>
+                <w:szCs w:val="28"/>
+                <w:lang w:bidi="hi-IN"/>
+              </w:rPr>
+              <w:t>» и ее локальной вычислительной сети</w:t>
             </w:r>
             <w:r>
               <w:rPr>
@@ -5332,7 +5372,27 @@
         <w:rPr>
           <w:color w:val="auto"/>
         </w:rPr>
-        <w:t>1.1 Общая характеристика организации ООО «АПЕКС софт» и ее локальной вычислительной сети</w:t>
+        <w:t xml:space="preserve">1.1 Общая характеристика </w:t>
+      </w:r>
+      <w:bookmarkStart w:id="3" w:name="_GoBack"/>
+      <w:bookmarkEnd w:id="3"/>
+      <w:r>
+        <w:rPr>
+          <w:color w:val="auto"/>
+        </w:rPr>
+        <w:t>организации ООО «</w:t>
+      </w:r>
+      <w:r>
+        <w:rPr>
+          <w:color w:val="auto"/>
+        </w:rPr>
+        <w:t>Единый центр поддержки Мое Право</w:t>
+      </w:r>
+      <w:r>
+        <w:rPr>
+          <w:color w:val="auto"/>
+        </w:rPr>
+        <w:t>» и ее локальной вычислительной сети</w:t>
       </w:r>
       <w:bookmarkEnd w:id="2"/>
     </w:p>
@@ -6378,7 +6438,7 @@
           <w:color w:val="auto"/>
         </w:rPr>
       </w:pPr>
-      <w:bookmarkStart w:id="3" w:name="_Toc210137107"/>
+      <w:bookmarkStart w:id="4" w:name="_Toc210137107"/>
     </w:p>
     <w:p>
       <w:pPr>
@@ -6422,7 +6482,7 @@
         <w:lastRenderedPageBreak/>
         <w:t>1.2 Анализ текущей системы мониторинга локальной вычислительной сети: методы, инструменты, охват</w:t>
       </w:r>
-      <w:bookmarkEnd w:id="3"/>
+      <w:bookmarkEnd w:id="4"/>
     </w:p>
     <w:p>
       <w:pPr>
@@ -8726,14 +8786,14 @@
           <w:color w:val="auto"/>
         </w:rPr>
       </w:pPr>
-      <w:bookmarkStart w:id="4" w:name="_Toc210137108"/>
+      <w:bookmarkStart w:id="5" w:name="_Toc210137108"/>
       <w:r>
         <w:rPr>
           <w:color w:val="auto"/>
         </w:rPr>
         <w:t>1.3 Обзор современных технологий и решений для мониторинга сетевой инфраструктуры</w:t>
       </w:r>
-      <w:bookmarkEnd w:id="4"/>
+      <w:bookmarkEnd w:id="5"/>
     </w:p>
     <w:p>
       <w:pPr>
@@ -12456,7 +12516,7 @@
           <w:sz w:val="32"/>
         </w:rPr>
       </w:pPr>
-      <w:bookmarkStart w:id="5" w:name="_Toc210137110"/>
+      <w:bookmarkStart w:id="6" w:name="_Toc210137110"/>
       <w:r>
         <w:rPr>
           <w:color w:val="auto"/>
@@ -12472,7 +12532,7 @@
         </w:rPr>
         <w:t>ПРОЕКТНЫЙ РАЗДЕЛ: РАЗРАБОТКА МЕРОПРИЯТИЙ ПО ПОВЫШЕНИЮ ЭФФЕКТИВНОСТИ СИСТЕМЫ МОНИТОРИНГА</w:t>
       </w:r>
-      <w:bookmarkEnd w:id="5"/>
+      <w:bookmarkEnd w:id="6"/>
     </w:p>
     <w:p>
       <w:pPr>
@@ -12501,7 +12561,7 @@
         </w:rPr>
         <w:t xml:space="preserve"> </w:t>
       </w:r>
-      <w:bookmarkStart w:id="6" w:name="_Toc210137111"/>
+      <w:bookmarkStart w:id="7" w:name="_Toc210137111"/>
       <w:r>
         <w:rPr>
           <w:color w:val="auto"/>
@@ -12514,7 +12574,7 @@
         </w:rPr>
         <w:t>Критерии оценки эффективности мониторинга (надежность, скорость обнаружения сбоев и др.)</w:t>
       </w:r>
-      <w:bookmarkEnd w:id="6"/>
+      <w:bookmarkEnd w:id="7"/>
     </w:p>
     <w:p>
       <w:pPr>
@@ -13807,14 +13867,14 @@
           <w:color w:val="auto"/>
         </w:rPr>
       </w:pPr>
-      <w:bookmarkStart w:id="7" w:name="_Toc210137112"/>
+      <w:bookmarkStart w:id="8" w:name="_Toc210137112"/>
       <w:r>
         <w:rPr>
           <w:color w:val="auto"/>
         </w:rPr>
         <w:t>2.2 Выявление проблем и требований к модернизации системы мониторинга</w:t>
       </w:r>
-      <w:bookmarkEnd w:id="7"/>
+      <w:bookmarkEnd w:id="8"/>
     </w:p>
     <w:p>
       <w:pPr>
@@ -16359,14 +16419,14 @@
           <w:color w:val="auto"/>
         </w:rPr>
       </w:pPr>
-      <w:bookmarkStart w:id="8" w:name="_Toc210137113"/>
+      <w:bookmarkStart w:id="9" w:name="_Toc210137113"/>
       <w:r>
         <w:rPr>
           <w:color w:val="auto"/>
         </w:rPr>
         <w:t>2.3 Выбор архитектуры и инструментов для улучшенной системы мониторинга</w:t>
       </w:r>
-      <w:bookmarkEnd w:id="8"/>
+      <w:bookmarkEnd w:id="9"/>
     </w:p>
     <w:p>
       <w:pPr>
@@ -16861,18 +16921,7 @@
           <w:szCs w:val="28"/>
           <w:lang w:bidi="hi-IN"/>
         </w:rPr>
-        <w:t xml:space="preserve"> 4.0, хотя и с доработками, миними</w:t>
-      </w:r>
-      <w:bookmarkStart w:id="9" w:name="_GoBack"/>
-      <w:bookmarkEnd w:id="9"/>
-      <w:r>
-        <w:rPr>
-          <w:bCs/>
-          <w:sz w:val="28"/>
-          <w:szCs w:val="28"/>
-          <w:lang w:bidi="hi-IN"/>
-        </w:rPr>
-        <w:t>зирует риски и трудозатраты.</w:t>
+        <w:t xml:space="preserve"> 4.0, хотя и с доработками, минимизирует риски и трудозатраты.</w:t>
       </w:r>
     </w:p>
     <w:p>
@@ -22431,13 +22480,7 @@
               <w:rPr>
                 <w:lang w:val="en-US"/>
               </w:rPr>
-              <w:t>Max</w:t>
-            </w:r>
-            <w:r>
-              <w:rPr>
-                <w:lang w:val="en-US"/>
-              </w:rPr>
-              <w:t xml:space="preserve"> + </w:t>
+              <w:t xml:space="preserve">Max + </w:t>
             </w:r>
             <w:proofErr w:type="spellStart"/>
             <w:r>
@@ -32499,7 +32542,25 @@
           <w:szCs w:val="28"/>
           <w:lang w:bidi="hi-IN"/>
         </w:rPr>
-        <w:t>умент]. — ООО «АПЕКС софт», 2025</w:t>
+        <w:t>умент]. — ООО «</w:t>
+      </w:r>
+      <w:r>
+        <w:rPr>
+          <w:bCs/>
+          <w:sz w:val="28"/>
+          <w:szCs w:val="28"/>
+          <w:lang w:bidi="hi-IN"/>
+        </w:rPr>
+        <w:t>Единый центр поддержки Мое Право</w:t>
+      </w:r>
+      <w:r>
+        <w:rPr>
+          <w:bCs/>
+          <w:sz w:val="28"/>
+          <w:szCs w:val="28"/>
+          <w:lang w:bidi="hi-IN"/>
+        </w:rPr>
+        <w:t>», 2025</w:t>
       </w:r>
       <w:r>
         <w:rPr>
@@ -45975,6 +46036,7 @@
         <w:docPartUnique/>
       </w:docPartObj>
     </w:sdtPr>
+    <w:sdtEndPr/>
     <w:sdtContent>
       <w:p>
         <w:pPr>
@@ -45994,7 +46056,7 @@
           <w:rPr>
             <w:noProof/>
           </w:rPr>
-          <w:t>31</w:t>
+          <w:t>13</w:t>
         </w:r>
         <w:r>
           <w:fldChar w:fldCharType="end"/>
@@ -46020,6 +46082,7 @@
         <w:docPartUnique/>
       </w:docPartObj>
     </w:sdtPr>
+    <w:sdtEndPr/>
     <w:sdtContent>
       <w:p>
         <w:pPr>
@@ -55928,7 +55991,7 @@
 </file>
 
 <file path=customXml/itemProps1.xml><?xml version="1.0" encoding="utf-8"?>
-<ds:datastoreItem xmlns:ds="http://schemas.openxmlformats.org/officeDocument/2006/customXml" ds:itemID="{6261D92D-C3B7-49ED-9B7C-1B35DABC45FE}">
+<ds:datastoreItem xmlns:ds="http://schemas.openxmlformats.org/officeDocument/2006/customXml" ds:itemID="{8CE7F7BF-B922-43AB-93B1-CF65B5674A8C}">
   <ds:schemaRefs>
     <ds:schemaRef ds:uri="http://schemas.openxmlformats.org/officeDocument/2006/bibliography"/>
   </ds:schemaRefs>
